--- a/Контроллер/1-Настройка модулей.docx
+++ b/Контроллер/1-Настройка модулей.docx
@@ -475,7 +475,7 @@
           <w:rFonts w:ascii="Times New Roman" w:hAnsi="Times New Roman" w:cs="Times New Roman"/>
           <w:sz w:val="24"/>
           <w:szCs w:val="24"/>
-          <w:lang w:val="ru-RU"/>
+          <w:lang w:val="en-US"/>
         </w:rPr>
       </w:pPr>
       <w:r>
@@ -501,6 +501,424 @@
           <w:rFonts w:ascii="Times New Roman" w:hAnsi="Times New Roman" w:cs="Times New Roman"/>
           <w:sz w:val="24"/>
           <w:szCs w:val="24"/>
+          <w:lang w:val="en-US"/>
+        </w:rPr>
+        <w:t>;</w:t>
+      </w:r>
+    </w:p>
+    <w:p>
+      <w:pPr>
+        <w:spacing w:after="0" w:line="240" w:lineRule="auto"/>
+        <w:rPr>
+          <w:rFonts w:ascii="Times New Roman" w:hAnsi="Times New Roman" w:cs="Times New Roman"/>
+          <w:sz w:val="24"/>
+          <w:szCs w:val="24"/>
+          <w:lang w:val="en-US"/>
+        </w:rPr>
+      </w:pPr>
+      <w:r>
+        <w:rPr>
+          <w:rFonts w:ascii="Times New Roman" w:hAnsi="Times New Roman" w:cs="Times New Roman"/>
+          <w:sz w:val="24"/>
+          <w:szCs w:val="24"/>
+          <w:lang w:val="ru-RU"/>
+        </w:rPr>
+        <w:t xml:space="preserve">       </w:t>
+      </w:r>
+      <w:proofErr w:type="gramStart"/>
+      <w:r>
+        <w:rPr>
+          <w:rFonts w:ascii="Times New Roman" w:hAnsi="Times New Roman" w:cs="Times New Roman"/>
+          <w:sz w:val="24"/>
+          <w:szCs w:val="24"/>
+          <w:lang w:val="ru-RU"/>
+        </w:rPr>
+        <w:t xml:space="preserve">- </w:t>
+      </w:r>
+      <w:r>
+        <w:rPr>
+          <w:rFonts w:ascii="Times New Roman" w:hAnsi="Times New Roman" w:cs="Times New Roman"/>
+          <w:sz w:val="24"/>
+          <w:szCs w:val="24"/>
+          <w:lang w:val="ru-RU"/>
+        </w:rPr>
+        <w:t xml:space="preserve">подключить настраиваемы модуль к контроллеру шлейфом (формирователь </w:t>
+      </w:r>
+      <w:proofErr w:type="gramEnd"/>
+    </w:p>
+    <w:p>
+      <w:pPr>
+        <w:spacing w:after="0" w:line="240" w:lineRule="auto"/>
+        <w:rPr>
+          <w:rFonts w:ascii="Times New Roman" w:hAnsi="Times New Roman" w:cs="Times New Roman"/>
+          <w:sz w:val="24"/>
+          <w:szCs w:val="24"/>
+          <w:lang w:val="ru-RU"/>
+        </w:rPr>
+      </w:pPr>
+      <w:r>
+        <w:rPr>
+          <w:rFonts w:ascii="Times New Roman" w:hAnsi="Times New Roman" w:cs="Times New Roman"/>
+          <w:sz w:val="24"/>
+          <w:szCs w:val="24"/>
+          <w:lang w:val="en-US"/>
+        </w:rPr>
+        <w:t xml:space="preserve">          </w:t>
+      </w:r>
+      <w:r>
+        <w:rPr>
+          <w:rFonts w:ascii="Times New Roman" w:hAnsi="Times New Roman" w:cs="Times New Roman"/>
+          <w:sz w:val="24"/>
+          <w:szCs w:val="24"/>
+          <w:lang w:val="ru-RU"/>
+        </w:rPr>
+        <w:t xml:space="preserve">развертки </w:t>
+      </w:r>
+      <w:r>
+        <w:rPr>
+          <w:rFonts w:ascii="Times New Roman" w:hAnsi="Times New Roman" w:cs="Times New Roman"/>
+          <w:sz w:val="24"/>
+          <w:szCs w:val="24"/>
+          <w:lang w:val="en-US"/>
+        </w:rPr>
+        <w:t>XP</w:t>
+      </w:r>
+      <w:r>
+        <w:rPr>
+          <w:rFonts w:ascii="Times New Roman" w:hAnsi="Times New Roman" w:cs="Times New Roman"/>
+          <w:sz w:val="24"/>
+          <w:szCs w:val="24"/>
+          <w:lang w:val="ru-RU"/>
+        </w:rPr>
+        <w:t>7);</w:t>
+      </w:r>
+    </w:p>
+    <w:p>
+      <w:pPr>
+        <w:spacing w:after="0" w:line="240" w:lineRule="auto"/>
+        <w:rPr>
+          <w:rFonts w:ascii="Times New Roman" w:hAnsi="Times New Roman" w:cs="Times New Roman"/>
+          <w:sz w:val="24"/>
+          <w:szCs w:val="24"/>
+          <w:lang w:val="ru-RU"/>
+        </w:rPr>
+      </w:pPr>
+      <w:r>
+        <w:rPr>
+          <w:rFonts w:ascii="Times New Roman" w:hAnsi="Times New Roman" w:cs="Times New Roman"/>
+          <w:sz w:val="24"/>
+          <w:szCs w:val="24"/>
+          <w:lang w:val="ru-RU"/>
+        </w:rPr>
+        <w:t xml:space="preserve">       - </w:t>
+      </w:r>
+      <w:r>
+        <w:rPr>
+          <w:rFonts w:ascii="Times New Roman" w:hAnsi="Times New Roman" w:cs="Times New Roman"/>
+          <w:sz w:val="24"/>
+          <w:szCs w:val="24"/>
+          <w:lang w:val="ru-RU"/>
+        </w:rPr>
+        <w:t>включить источник питания</w:t>
+      </w:r>
+      <w:r>
+        <w:rPr>
+          <w:rFonts w:ascii="Times New Roman" w:hAnsi="Times New Roman" w:cs="Times New Roman"/>
+          <w:sz w:val="24"/>
+          <w:szCs w:val="24"/>
+          <w:lang w:val="ru-RU"/>
+        </w:rPr>
+        <w:t xml:space="preserve"> </w:t>
+      </w:r>
+      <w:r>
+        <w:rPr>
+          <w:rFonts w:ascii="Times New Roman" w:hAnsi="Times New Roman" w:cs="Times New Roman"/>
+          <w:sz w:val="24"/>
+          <w:szCs w:val="24"/>
+          <w:lang w:val="ru-RU"/>
+        </w:rPr>
+        <w:t>платы контроллера 467444.130</w:t>
+      </w:r>
+      <w:r>
+        <w:rPr>
+          <w:rFonts w:ascii="Times New Roman" w:hAnsi="Times New Roman" w:cs="Times New Roman"/>
+          <w:sz w:val="24"/>
+          <w:szCs w:val="24"/>
+          <w:lang w:val="ru-RU"/>
+        </w:rPr>
+        <w:t>;</w:t>
+      </w:r>
+    </w:p>
+    <w:p>
+      <w:pPr>
+        <w:spacing w:after="0" w:line="240" w:lineRule="auto"/>
+        <w:rPr>
+          <w:rFonts w:ascii="Times New Roman" w:hAnsi="Times New Roman" w:cs="Times New Roman"/>
+          <w:sz w:val="24"/>
+          <w:szCs w:val="24"/>
+          <w:lang w:val="ru-RU"/>
+        </w:rPr>
+      </w:pPr>
+      <w:r>
+        <w:rPr>
+          <w:rFonts w:ascii="Times New Roman" w:hAnsi="Times New Roman" w:cs="Times New Roman"/>
+          <w:sz w:val="24"/>
+          <w:szCs w:val="24"/>
+          <w:lang w:val="ru-RU"/>
+        </w:rPr>
+        <w:t xml:space="preserve">       - </w:t>
+      </w:r>
+      <w:r>
+        <w:rPr>
+          <w:rFonts w:ascii="Times New Roman" w:hAnsi="Times New Roman" w:cs="Times New Roman"/>
+          <w:sz w:val="24"/>
+          <w:szCs w:val="24"/>
+          <w:lang w:val="ru-RU"/>
+        </w:rPr>
+        <w:t xml:space="preserve">запустить программное обеспечение </w:t>
+      </w:r>
+      <w:proofErr w:type="spellStart"/>
+      <w:r>
+        <w:rPr>
+          <w:rFonts w:ascii="Times New Roman" w:hAnsi="Times New Roman" w:cs="Times New Roman"/>
+          <w:sz w:val="24"/>
+          <w:szCs w:val="24"/>
+          <w:lang w:val="en-US"/>
+        </w:rPr>
+        <w:t>Linia</w:t>
+      </w:r>
+      <w:proofErr w:type="spellEnd"/>
+      <w:r>
+        <w:rPr>
+          <w:rFonts w:ascii="Times New Roman" w:hAnsi="Times New Roman" w:cs="Times New Roman"/>
+          <w:sz w:val="24"/>
+          <w:szCs w:val="24"/>
+          <w:lang w:val="ru-RU"/>
+        </w:rPr>
+        <w:t>2.</w:t>
+      </w:r>
+      <w:r>
+        <w:rPr>
+          <w:rFonts w:ascii="Times New Roman" w:hAnsi="Times New Roman" w:cs="Times New Roman"/>
+          <w:sz w:val="24"/>
+          <w:szCs w:val="24"/>
+          <w:lang w:val="en-US"/>
+        </w:rPr>
+        <w:t>exe</w:t>
+      </w:r>
+      <w:r>
+        <w:rPr>
+          <w:rFonts w:ascii="Times New Roman" w:hAnsi="Times New Roman" w:cs="Times New Roman"/>
+          <w:sz w:val="24"/>
+          <w:szCs w:val="24"/>
+          <w:lang w:val="ru-RU"/>
+        </w:rPr>
+        <w:t xml:space="preserve">. </w:t>
+      </w:r>
+      <w:r>
+        <w:rPr>
+          <w:rFonts w:ascii="Times New Roman" w:hAnsi="Times New Roman" w:cs="Times New Roman"/>
+          <w:sz w:val="24"/>
+          <w:szCs w:val="24"/>
+          <w:lang w:val="ru-RU"/>
+        </w:rPr>
+        <w:t>В окне программы COM</w:t>
+      </w:r>
+      <w:r>
+        <w:rPr>
+          <w:rFonts w:ascii="Times New Roman" w:hAnsi="Times New Roman" w:cs="Times New Roman"/>
+          <w:sz w:val="24"/>
+          <w:szCs w:val="24"/>
+          <w:lang w:val="ru-RU"/>
+        </w:rPr>
+        <w:t>-</w:t>
+      </w:r>
+      <w:r>
+        <w:rPr>
+          <w:rFonts w:ascii="Times New Roman" w:hAnsi="Times New Roman" w:cs="Times New Roman"/>
+          <w:sz w:val="24"/>
+          <w:szCs w:val="24"/>
+          <w:lang w:val="ru-RU"/>
+        </w:rPr>
+        <w:t xml:space="preserve">порт </w:t>
+      </w:r>
+    </w:p>
+    <w:p>
+      <w:pPr>
+        <w:spacing w:after="0" w:line="240" w:lineRule="auto"/>
+        <w:rPr>
+          <w:rFonts w:ascii="Times New Roman" w:hAnsi="Times New Roman" w:cs="Times New Roman"/>
+          <w:sz w:val="24"/>
+          <w:szCs w:val="24"/>
+          <w:lang w:val="ru-RU"/>
+        </w:rPr>
+      </w:pPr>
+      <w:r>
+        <w:rPr>
+          <w:rFonts w:ascii="Times New Roman" w:hAnsi="Times New Roman" w:cs="Times New Roman"/>
+          <w:sz w:val="24"/>
+          <w:szCs w:val="24"/>
+          <w:lang w:val="ru-RU"/>
+        </w:rPr>
+        <w:t xml:space="preserve">         отображается номер виртуального COM</w:t>
+      </w:r>
+      <w:r>
+        <w:rPr>
+          <w:rFonts w:ascii="Times New Roman" w:hAnsi="Times New Roman" w:cs="Times New Roman"/>
+          <w:sz w:val="24"/>
+          <w:szCs w:val="24"/>
+          <w:lang w:val="ru-RU"/>
+        </w:rPr>
+        <w:t>-</w:t>
+      </w:r>
+      <w:r>
+        <w:rPr>
+          <w:rFonts w:ascii="Times New Roman" w:hAnsi="Times New Roman" w:cs="Times New Roman"/>
+          <w:sz w:val="24"/>
+          <w:szCs w:val="24"/>
+          <w:lang w:val="ru-RU"/>
+        </w:rPr>
+        <w:t xml:space="preserve">порта, по которому </w:t>
+      </w:r>
+      <w:r>
+        <w:rPr>
+          <w:rFonts w:ascii="Times New Roman" w:hAnsi="Times New Roman" w:cs="Times New Roman"/>
+          <w:sz w:val="24"/>
+          <w:szCs w:val="24"/>
+          <w:lang w:val="ru-RU"/>
+        </w:rPr>
+        <w:t xml:space="preserve">программа связывается  </w:t>
+      </w:r>
+    </w:p>
+    <w:p>
+      <w:pPr>
+        <w:spacing w:after="0" w:line="240" w:lineRule="auto"/>
+        <w:rPr>
+          <w:rFonts w:ascii="Times New Roman" w:hAnsi="Times New Roman" w:cs="Times New Roman"/>
+          <w:sz w:val="24"/>
+          <w:szCs w:val="24"/>
+          <w:lang w:val="ru-RU"/>
+        </w:rPr>
+      </w:pPr>
+      <w:r>
+        <w:rPr>
+          <w:rFonts w:ascii="Times New Roman" w:hAnsi="Times New Roman" w:cs="Times New Roman"/>
+          <w:sz w:val="24"/>
+          <w:szCs w:val="24"/>
+          <w:lang w:val="ru-RU"/>
+        </w:rPr>
+        <w:t xml:space="preserve">         с контроллером</w:t>
+      </w:r>
+      <w:r>
+        <w:rPr>
+          <w:rFonts w:ascii="Times New Roman" w:hAnsi="Times New Roman" w:cs="Times New Roman"/>
+          <w:sz w:val="24"/>
+          <w:szCs w:val="24"/>
+          <w:lang w:val="ru-RU"/>
+        </w:rPr>
+        <w:t>;</w:t>
+      </w:r>
+    </w:p>
+    <w:p>
+      <w:pPr>
+        <w:spacing w:after="0" w:line="240" w:lineRule="auto"/>
+        <w:rPr>
+          <w:rFonts w:ascii="Times New Roman" w:hAnsi="Times New Roman" w:cs="Times New Roman"/>
+          <w:sz w:val="24"/>
+          <w:szCs w:val="24"/>
+          <w:lang w:val="ru-RU"/>
+        </w:rPr>
+      </w:pPr>
+      <w:r>
+        <w:rPr>
+          <w:rFonts w:ascii="Times New Roman" w:hAnsi="Times New Roman" w:cs="Times New Roman"/>
+          <w:sz w:val="24"/>
+          <w:szCs w:val="24"/>
+          <w:lang w:val="ru-RU"/>
+        </w:rPr>
+        <w:t xml:space="preserve">   </w:t>
+      </w:r>
+      <w:r>
+        <w:rPr>
+          <w:rFonts w:ascii="Times New Roman" w:hAnsi="Times New Roman" w:cs="Times New Roman"/>
+          <w:sz w:val="24"/>
+          <w:szCs w:val="24"/>
+          <w:lang w:val="ru-RU"/>
+        </w:rPr>
+        <w:t xml:space="preserve">4.  Проверить подключение платы контроллера к компьютеру через </w:t>
+      </w:r>
+      <w:proofErr w:type="gramStart"/>
+      <w:r>
+        <w:rPr>
+          <w:rFonts w:ascii="Times New Roman" w:hAnsi="Times New Roman" w:cs="Times New Roman"/>
+          <w:sz w:val="24"/>
+          <w:szCs w:val="24"/>
+          <w:lang w:val="ru-RU"/>
+        </w:rPr>
+        <w:t>виртуальный</w:t>
+      </w:r>
+      <w:proofErr w:type="gramEnd"/>
+      <w:r>
+        <w:rPr>
+          <w:rFonts w:ascii="Times New Roman" w:hAnsi="Times New Roman" w:cs="Times New Roman"/>
+          <w:sz w:val="24"/>
+          <w:szCs w:val="24"/>
+          <w:lang w:val="ru-RU"/>
+        </w:rPr>
+        <w:t xml:space="preserve"> </w:t>
+      </w:r>
+      <w:r>
+        <w:rPr>
+          <w:rFonts w:ascii="Times New Roman" w:hAnsi="Times New Roman" w:cs="Times New Roman"/>
+          <w:sz w:val="24"/>
+          <w:szCs w:val="24"/>
+          <w:lang w:val="ru-RU"/>
+        </w:rPr>
+        <w:t xml:space="preserve">  </w:t>
+      </w:r>
+    </w:p>
+    <w:p>
+      <w:pPr>
+        <w:spacing w:after="0" w:line="240" w:lineRule="auto"/>
+        <w:rPr>
+          <w:rFonts w:ascii="Times New Roman" w:hAnsi="Times New Roman" w:cs="Times New Roman"/>
+          <w:sz w:val="24"/>
+          <w:szCs w:val="24"/>
+          <w:lang w:val="ru-RU"/>
+        </w:rPr>
+      </w:pPr>
+      <w:r>
+        <w:rPr>
+          <w:rFonts w:ascii="Times New Roman" w:hAnsi="Times New Roman" w:cs="Times New Roman"/>
+          <w:sz w:val="24"/>
+          <w:szCs w:val="24"/>
+          <w:lang w:val="ru-RU"/>
+        </w:rPr>
+        <w:t xml:space="preserve">         COM</w:t>
+      </w:r>
+      <w:r>
+        <w:rPr>
+          <w:rFonts w:ascii="Times New Roman" w:hAnsi="Times New Roman" w:cs="Times New Roman"/>
+          <w:sz w:val="24"/>
+          <w:szCs w:val="24"/>
+          <w:lang w:val="ru-RU"/>
+        </w:rPr>
+        <w:t>-</w:t>
+      </w:r>
+      <w:r>
+        <w:rPr>
+          <w:rFonts w:ascii="Times New Roman" w:hAnsi="Times New Roman" w:cs="Times New Roman"/>
+          <w:sz w:val="24"/>
+          <w:szCs w:val="24"/>
+          <w:lang w:val="ru-RU"/>
+        </w:rPr>
+        <w:t>порт</w:t>
+      </w:r>
+      <w:r>
+        <w:rPr>
+          <w:rFonts w:ascii="Times New Roman" w:hAnsi="Times New Roman" w:cs="Times New Roman"/>
+          <w:sz w:val="24"/>
+          <w:szCs w:val="24"/>
           <w:lang w:val="ru-RU"/>
         </w:rPr>
         <w:t>:</w:t>
@@ -523,16 +941,16 @@
           <w:szCs w:val="24"/>
           <w:lang w:val="ru-RU"/>
         </w:rPr>
-        <w:t xml:space="preserve">       - </w:t>
-      </w:r>
-      <w:r>
-        <w:rPr>
-          <w:rFonts w:ascii="Times New Roman" w:hAnsi="Times New Roman" w:cs="Times New Roman"/>
-          <w:sz w:val="24"/>
-          <w:szCs w:val="24"/>
-          <w:lang w:val="ru-RU"/>
-        </w:rPr>
-        <w:t>включить источник питания</w:t>
+        <w:t xml:space="preserve">         - </w:t>
+      </w:r>
+      <w:r>
+        <w:rPr>
+          <w:rFonts w:ascii="Times New Roman" w:hAnsi="Times New Roman" w:cs="Times New Roman"/>
+          <w:sz w:val="24"/>
+          <w:szCs w:val="24"/>
+          <w:lang w:val="ru-RU"/>
+        </w:rPr>
+        <w:t xml:space="preserve">сочетание клавиш - </w:t>
       </w:r>
       <w:r>
         <w:rPr>
@@ -550,7 +968,43 @@
           <w:szCs w:val="24"/>
           <w:lang w:val="ru-RU"/>
         </w:rPr>
-        <w:t>платы контроллера 467444.130</w:t>
+        <w:t>“</w:t>
+      </w:r>
+      <w:r>
+        <w:rPr>
+          <w:rFonts w:ascii="Times New Roman" w:hAnsi="Times New Roman" w:cs="Times New Roman"/>
+          <w:sz w:val="24"/>
+          <w:szCs w:val="24"/>
+          <w:lang w:val="en-US"/>
+        </w:rPr>
+        <w:t>WIN</w:t>
+      </w:r>
+      <w:r>
+        <w:rPr>
+          <w:rFonts w:ascii="Times New Roman" w:hAnsi="Times New Roman" w:cs="Times New Roman"/>
+          <w:sz w:val="24"/>
+          <w:szCs w:val="24"/>
+          <w:lang w:val="ru-RU"/>
+        </w:rPr>
+        <w:t xml:space="preserve"> </w:t>
+      </w:r>
+      <w:r>
+        <w:rPr>
+          <w:rFonts w:ascii="Times New Roman" w:hAnsi="Times New Roman" w:cs="Times New Roman"/>
+          <w:sz w:val="24"/>
+          <w:szCs w:val="24"/>
+          <w:lang w:val="en-US"/>
+        </w:rPr>
+        <w:t>I</w:t>
+      </w:r>
+      <w:r>
+        <w:rPr>
+          <w:rFonts w:ascii="Times New Roman" w:hAnsi="Times New Roman" w:cs="Times New Roman"/>
+          <w:sz w:val="24"/>
+          <w:szCs w:val="24"/>
+          <w:lang w:val="ru-RU"/>
+        </w:rPr>
+        <w:t>”</w:t>
       </w:r>
       <w:r>
         <w:rPr>
@@ -579,16 +1033,170 @@
           <w:szCs w:val="24"/>
           <w:lang w:val="ru-RU"/>
         </w:rPr>
-        <w:t xml:space="preserve">       - </w:t>
-      </w:r>
-      <w:r>
-        <w:rPr>
-          <w:rFonts w:ascii="Times New Roman" w:hAnsi="Times New Roman" w:cs="Times New Roman"/>
-          <w:sz w:val="24"/>
-          <w:szCs w:val="24"/>
-          <w:lang w:val="ru-RU"/>
-        </w:rPr>
-        <w:t xml:space="preserve">запустить программное обеспечение </w:t>
+        <w:t xml:space="preserve">         - </w:t>
+      </w:r>
+      <w:r>
+        <w:rPr>
+          <w:rFonts w:ascii="Times New Roman" w:hAnsi="Times New Roman" w:cs="Times New Roman"/>
+          <w:sz w:val="24"/>
+          <w:szCs w:val="24"/>
+          <w:lang w:val="ru-RU"/>
+        </w:rPr>
+        <w:t xml:space="preserve">устройства. Должно в перечне устройств появиться устройство </w:t>
+      </w:r>
+      <w:proofErr w:type="gramStart"/>
+      <w:r>
+        <w:rPr>
+          <w:rFonts w:ascii="Times New Roman" w:hAnsi="Times New Roman" w:cs="Times New Roman"/>
+          <w:sz w:val="24"/>
+          <w:szCs w:val="24"/>
+          <w:lang w:val="ru-RU"/>
+        </w:rPr>
+        <w:t>с</w:t>
+      </w:r>
+      <w:proofErr w:type="gramEnd"/>
+      <w:r>
+        <w:rPr>
+          <w:rFonts w:ascii="Times New Roman" w:hAnsi="Times New Roman" w:cs="Times New Roman"/>
+          <w:sz w:val="24"/>
+          <w:szCs w:val="24"/>
+          <w:lang w:val="ru-RU"/>
+        </w:rPr>
+        <w:t xml:space="preserve"> последовательным  </w:t>
+      </w:r>
+    </w:p>
+    <w:p>
+      <w:pPr>
+        <w:spacing w:after="0" w:line="240" w:lineRule="auto"/>
+        <w:rPr>
+          <w:rFonts w:ascii="Times New Roman" w:hAnsi="Times New Roman" w:cs="Times New Roman"/>
+          <w:sz w:val="24"/>
+          <w:szCs w:val="24"/>
+          <w:lang w:val="ru-RU"/>
+        </w:rPr>
+      </w:pPr>
+      <w:r>
+        <w:rPr>
+          <w:rFonts w:ascii="Times New Roman" w:hAnsi="Times New Roman" w:cs="Times New Roman"/>
+          <w:sz w:val="24"/>
+          <w:szCs w:val="24"/>
+          <w:lang w:val="ru-RU"/>
+        </w:rPr>
+        <w:t xml:space="preserve">            интерфейсом</w:t>
+      </w:r>
+      <w:r>
+        <w:rPr>
+          <w:rFonts w:ascii="Times New Roman" w:hAnsi="Times New Roman" w:cs="Times New Roman"/>
+          <w:sz w:val="24"/>
+          <w:szCs w:val="24"/>
+          <w:lang w:val="ru-RU"/>
+        </w:rPr>
+        <w:t xml:space="preserve"> </w:t>
+      </w:r>
+      <w:r>
+        <w:rPr>
+          <w:rFonts w:ascii="Times New Roman" w:hAnsi="Times New Roman" w:cs="Times New Roman"/>
+          <w:sz w:val="24"/>
+          <w:szCs w:val="24"/>
+          <w:lang w:val="en-US"/>
+        </w:rPr>
+        <w:t>USB</w:t>
+      </w:r>
+      <w:r>
+        <w:rPr>
+          <w:rFonts w:ascii="Times New Roman" w:hAnsi="Times New Roman" w:cs="Times New Roman"/>
+          <w:sz w:val="24"/>
+          <w:szCs w:val="24"/>
+          <w:lang w:val="ru-RU"/>
+        </w:rPr>
+        <w:t xml:space="preserve"> (</w:t>
+      </w:r>
+      <w:r>
+        <w:rPr>
+          <w:rFonts w:ascii="Times New Roman" w:hAnsi="Times New Roman" w:cs="Times New Roman"/>
+          <w:sz w:val="24"/>
+          <w:szCs w:val="24"/>
+          <w:lang w:val="en-US"/>
+        </w:rPr>
+        <w:t>COM</w:t>
+      </w:r>
+      <w:r>
+        <w:rPr>
+          <w:rFonts w:ascii="Times New Roman" w:hAnsi="Times New Roman" w:cs="Times New Roman"/>
+          <w:sz w:val="24"/>
+          <w:szCs w:val="24"/>
+          <w:lang w:val="ru-RU"/>
+        </w:rPr>
+        <w:t xml:space="preserve">5).  </w:t>
+      </w:r>
+      <w:r>
+        <w:rPr>
+          <w:rFonts w:ascii="Times New Roman" w:hAnsi="Times New Roman" w:cs="Times New Roman"/>
+          <w:sz w:val="24"/>
+          <w:szCs w:val="24"/>
+          <w:lang w:val="ru-RU"/>
+        </w:rPr>
+        <w:t xml:space="preserve">В случае отсутствия необходимо отсоединить </w:t>
+      </w:r>
+      <w:proofErr w:type="gramStart"/>
+      <w:r>
+        <w:rPr>
+          <w:rFonts w:ascii="Times New Roman" w:hAnsi="Times New Roman" w:cs="Times New Roman"/>
+          <w:sz w:val="24"/>
+          <w:szCs w:val="24"/>
+          <w:lang w:val="ru-RU"/>
+        </w:rPr>
+        <w:t>от</w:t>
+      </w:r>
+      <w:proofErr w:type="gramEnd"/>
+    </w:p>
+    <w:p>
+      <w:pPr>
+        <w:spacing w:after="0" w:line="240" w:lineRule="auto"/>
+        <w:rPr>
+          <w:rFonts w:ascii="Times New Roman" w:hAnsi="Times New Roman" w:cs="Times New Roman"/>
+          <w:sz w:val="24"/>
+          <w:szCs w:val="24"/>
+          <w:lang w:val="ru-RU"/>
+        </w:rPr>
+      </w:pPr>
+      <w:r>
+        <w:rPr>
+          <w:rFonts w:ascii="Times New Roman" w:hAnsi="Times New Roman" w:cs="Times New Roman"/>
+          <w:sz w:val="24"/>
+          <w:szCs w:val="24"/>
+          <w:lang w:val="ru-RU"/>
+        </w:rPr>
+        <w:t xml:space="preserve">            платы контроллера кабель USB и повторно его подключить.</w:t>
+      </w:r>
+    </w:p>
+    <w:p>
+      <w:pPr>
+        <w:spacing w:after="0" w:line="240" w:lineRule="auto"/>
+        <w:rPr>
+          <w:rFonts w:ascii="Times New Roman" w:hAnsi="Times New Roman" w:cs="Times New Roman"/>
+          <w:sz w:val="24"/>
+          <w:szCs w:val="24"/>
+          <w:lang w:val="ru-RU"/>
+        </w:rPr>
+      </w:pPr>
+      <w:r>
+        <w:rPr>
+          <w:rFonts w:ascii="Times New Roman" w:hAnsi="Times New Roman" w:cs="Times New Roman"/>
+          <w:sz w:val="24"/>
+          <w:szCs w:val="24"/>
+          <w:lang w:val="ru-RU"/>
+        </w:rPr>
+        <w:t xml:space="preserve">   5.   </w:t>
+      </w:r>
+      <w:r>
+        <w:rPr>
+          <w:rFonts w:ascii="Times New Roman" w:hAnsi="Times New Roman" w:cs="Times New Roman"/>
+          <w:sz w:val="24"/>
+          <w:szCs w:val="24"/>
+          <w:lang w:val="ru-RU"/>
+        </w:rPr>
+        <w:t xml:space="preserve">На панели управления программы </w:t>
       </w:r>
       <w:proofErr w:type="spellStart"/>
       <w:r>
@@ -626,27 +1234,7 @@
           <w:szCs w:val="24"/>
           <w:lang w:val="ru-RU"/>
         </w:rPr>
-        <w:t>.</w:t>
-      </w:r>
-      <w:proofErr w:type="gramStart"/>
-      <w:r>
-        <w:rPr>
-          <w:rFonts w:ascii="Times New Roman" w:hAnsi="Times New Roman" w:cs="Times New Roman"/>
-          <w:sz w:val="24"/>
-          <w:szCs w:val="24"/>
-          <w:lang w:val="ru-RU"/>
-        </w:rPr>
-        <w:t xml:space="preserve"> </w:t>
-      </w:r>
-      <w:proofErr w:type="gramEnd"/>
-      <w:r>
-        <w:rPr>
-          <w:rFonts w:ascii="Times New Roman" w:hAnsi="Times New Roman" w:cs="Times New Roman"/>
-          <w:sz w:val="24"/>
-          <w:szCs w:val="24"/>
-          <w:lang w:val="ru-RU"/>
-        </w:rPr>
-        <w:t>В окне программы COM</w:t>
+        <w:t xml:space="preserve">  в окне программы COM</w:t>
       </w:r>
       <w:r>
         <w:rPr>
@@ -684,7 +1272,7 @@
           <w:szCs w:val="24"/>
           <w:lang w:val="ru-RU"/>
         </w:rPr>
-        <w:t xml:space="preserve">         отображается номер виртуального COM</w:t>
+        <w:t xml:space="preserve">         установить номер виртуального COM</w:t>
       </w:r>
       <w:r>
         <w:rPr>
@@ -702,195 +1290,34 @@
           <w:szCs w:val="24"/>
           <w:lang w:val="ru-RU"/>
         </w:rPr>
-        <w:t xml:space="preserve">порта, по которому </w:t>
-      </w:r>
-      <w:r>
-        <w:rPr>
-          <w:rFonts w:ascii="Times New Roman" w:hAnsi="Times New Roman" w:cs="Times New Roman"/>
-          <w:sz w:val="24"/>
-          <w:szCs w:val="24"/>
-          <w:lang w:val="ru-RU"/>
-        </w:rPr>
-        <w:t xml:space="preserve">программа связывается  </w:t>
-      </w:r>
-    </w:p>
-    <w:p>
-      <w:pPr>
-        <w:spacing w:after="0" w:line="240" w:lineRule="auto"/>
-        <w:rPr>
-          <w:rFonts w:ascii="Times New Roman" w:hAnsi="Times New Roman" w:cs="Times New Roman"/>
-          <w:sz w:val="24"/>
-          <w:szCs w:val="24"/>
-          <w:lang w:val="ru-RU"/>
-        </w:rPr>
-      </w:pPr>
-      <w:r>
-        <w:rPr>
-          <w:rFonts w:ascii="Times New Roman" w:hAnsi="Times New Roman" w:cs="Times New Roman"/>
-          <w:sz w:val="24"/>
-          <w:szCs w:val="24"/>
-          <w:lang w:val="ru-RU"/>
-        </w:rPr>
-        <w:t xml:space="preserve">         с контроллером</w:t>
-      </w:r>
-      <w:r>
-        <w:rPr>
-          <w:rFonts w:ascii="Times New Roman" w:hAnsi="Times New Roman" w:cs="Times New Roman"/>
-          <w:sz w:val="24"/>
-          <w:szCs w:val="24"/>
-          <w:lang w:val="ru-RU"/>
-        </w:rPr>
-        <w:t>;</w:t>
-      </w:r>
-    </w:p>
-    <w:p>
-      <w:pPr>
-        <w:spacing w:after="0" w:line="240" w:lineRule="auto"/>
-        <w:rPr>
-          <w:rFonts w:ascii="Times New Roman" w:hAnsi="Times New Roman" w:cs="Times New Roman"/>
-          <w:sz w:val="24"/>
-          <w:szCs w:val="24"/>
-          <w:lang w:val="ru-RU"/>
-        </w:rPr>
-      </w:pPr>
-      <w:r>
-        <w:rPr>
-          <w:rFonts w:ascii="Times New Roman" w:hAnsi="Times New Roman" w:cs="Times New Roman"/>
-          <w:sz w:val="24"/>
-          <w:szCs w:val="24"/>
-          <w:lang w:val="ru-RU"/>
-        </w:rPr>
-        <w:t xml:space="preserve">   </w:t>
-      </w:r>
-      <w:r>
-        <w:rPr>
-          <w:rFonts w:ascii="Times New Roman" w:hAnsi="Times New Roman" w:cs="Times New Roman"/>
-          <w:sz w:val="24"/>
-          <w:szCs w:val="24"/>
-          <w:lang w:val="ru-RU"/>
-        </w:rPr>
-        <w:t xml:space="preserve">4.  Проверить подключение платы контроллера к компьютеру через </w:t>
-      </w:r>
-      <w:proofErr w:type="gramStart"/>
-      <w:r>
-        <w:rPr>
-          <w:rFonts w:ascii="Times New Roman" w:hAnsi="Times New Roman" w:cs="Times New Roman"/>
-          <w:sz w:val="24"/>
-          <w:szCs w:val="24"/>
-          <w:lang w:val="ru-RU"/>
-        </w:rPr>
-        <w:t>виртуальный</w:t>
-      </w:r>
-      <w:proofErr w:type="gramEnd"/>
-      <w:r>
-        <w:rPr>
-          <w:rFonts w:ascii="Times New Roman" w:hAnsi="Times New Roman" w:cs="Times New Roman"/>
-          <w:sz w:val="24"/>
-          <w:szCs w:val="24"/>
-          <w:lang w:val="ru-RU"/>
-        </w:rPr>
-        <w:t xml:space="preserve"> </w:t>
-      </w:r>
-      <w:r>
-        <w:rPr>
-          <w:rFonts w:ascii="Times New Roman" w:hAnsi="Times New Roman" w:cs="Times New Roman"/>
-          <w:sz w:val="24"/>
-          <w:szCs w:val="24"/>
-          <w:lang w:val="ru-RU"/>
-        </w:rPr>
-        <w:t xml:space="preserve">  </w:t>
-      </w:r>
-    </w:p>
-    <w:p>
-      <w:pPr>
-        <w:spacing w:after="0" w:line="240" w:lineRule="auto"/>
-        <w:rPr>
-          <w:rFonts w:ascii="Times New Roman" w:hAnsi="Times New Roman" w:cs="Times New Roman"/>
-          <w:sz w:val="24"/>
-          <w:szCs w:val="24"/>
-          <w:lang w:val="ru-RU"/>
-        </w:rPr>
-      </w:pPr>
-      <w:r>
-        <w:rPr>
-          <w:rFonts w:ascii="Times New Roman" w:hAnsi="Times New Roman" w:cs="Times New Roman"/>
-          <w:sz w:val="24"/>
-          <w:szCs w:val="24"/>
-          <w:lang w:val="ru-RU"/>
-        </w:rPr>
-        <w:t xml:space="preserve">         COM</w:t>
-      </w:r>
-      <w:r>
-        <w:rPr>
-          <w:rFonts w:ascii="Times New Roman" w:hAnsi="Times New Roman" w:cs="Times New Roman"/>
-          <w:sz w:val="24"/>
-          <w:szCs w:val="24"/>
-          <w:lang w:val="ru-RU"/>
-        </w:rPr>
-        <w:t>-</w:t>
-      </w:r>
-      <w:r>
-        <w:rPr>
-          <w:rFonts w:ascii="Times New Roman" w:hAnsi="Times New Roman" w:cs="Times New Roman"/>
-          <w:sz w:val="24"/>
-          <w:szCs w:val="24"/>
-          <w:lang w:val="ru-RU"/>
-        </w:rPr>
-        <w:t>порт</w:t>
-      </w:r>
-      <w:r>
-        <w:rPr>
-          <w:rFonts w:ascii="Times New Roman" w:hAnsi="Times New Roman" w:cs="Times New Roman"/>
-          <w:sz w:val="24"/>
-          <w:szCs w:val="24"/>
-          <w:lang w:val="ru-RU"/>
-        </w:rPr>
-        <w:t>:</w:t>
-      </w:r>
-    </w:p>
-    <w:p>
-      <w:pPr>
-        <w:spacing w:after="0" w:line="240" w:lineRule="auto"/>
-        <w:rPr>
-          <w:rFonts w:ascii="Times New Roman" w:hAnsi="Times New Roman" w:cs="Times New Roman"/>
-          <w:sz w:val="24"/>
-          <w:szCs w:val="24"/>
-          <w:lang w:val="ru-RU"/>
-        </w:rPr>
-      </w:pPr>
-      <w:r>
-        <w:rPr>
-          <w:rFonts w:ascii="Times New Roman" w:hAnsi="Times New Roman" w:cs="Times New Roman"/>
-          <w:sz w:val="24"/>
-          <w:szCs w:val="24"/>
-          <w:lang w:val="ru-RU"/>
-        </w:rPr>
-        <w:t xml:space="preserve">         - </w:t>
-      </w:r>
-      <w:r>
-        <w:rPr>
-          <w:rFonts w:ascii="Times New Roman" w:hAnsi="Times New Roman" w:cs="Times New Roman"/>
-          <w:sz w:val="24"/>
-          <w:szCs w:val="24"/>
-          <w:lang w:val="ru-RU"/>
-        </w:rPr>
-        <w:t xml:space="preserve">сочетание клавиш - </w:t>
-      </w:r>
-      <w:r>
-        <w:rPr>
-          <w:rFonts w:ascii="Times New Roman" w:hAnsi="Times New Roman" w:cs="Times New Roman"/>
-          <w:sz w:val="24"/>
-          <w:szCs w:val="24"/>
-          <w:lang w:val="ru-RU"/>
-        </w:rPr>
-        <w:t xml:space="preserve"> </w:t>
-      </w:r>
-      <w:r>
-        <w:rPr>
-          <w:rFonts w:ascii="Times New Roman" w:hAnsi="Times New Roman" w:cs="Times New Roman"/>
-          <w:sz w:val="24"/>
-          <w:szCs w:val="24"/>
-          <w:lang w:val="en-US"/>
+        <w:t>порта.</w:t>
+      </w:r>
+    </w:p>
+    <w:p>
+      <w:pPr>
+        <w:spacing w:after="0" w:line="240" w:lineRule="auto"/>
+        <w:rPr>
+          <w:rFonts w:ascii="Times New Roman" w:hAnsi="Times New Roman" w:cs="Times New Roman"/>
+          <w:sz w:val="24"/>
+          <w:szCs w:val="24"/>
+          <w:lang w:val="ru-RU"/>
+        </w:rPr>
+      </w:pPr>
+      <w:r>
+        <w:rPr>
+          <w:rFonts w:ascii="Times New Roman" w:hAnsi="Times New Roman" w:cs="Times New Roman"/>
+          <w:sz w:val="24"/>
+          <w:szCs w:val="24"/>
+          <w:lang w:val="ru-RU"/>
+        </w:rPr>
+        <w:t xml:space="preserve">   6.    Перейти в режим отладки по кнопке </w:t>
+      </w:r>
+      <w:r>
+        <w:rPr>
+          <w:rFonts w:ascii="Times New Roman" w:hAnsi="Times New Roman" w:cs="Times New Roman"/>
+          <w:sz w:val="24"/>
+          <w:szCs w:val="24"/>
+          <w:lang w:val="ru-RU"/>
         </w:rPr>
         <w:t>“</w:t>
       </w:r>
@@ -899,357 +1326,6 @@
           <w:rFonts w:ascii="Times New Roman" w:hAnsi="Times New Roman" w:cs="Times New Roman"/>
           <w:sz w:val="24"/>
           <w:szCs w:val="24"/>
-          <w:lang w:val="en-US"/>
-        </w:rPr>
-        <w:t>WIN</w:t>
-      </w:r>
-      <w:r>
-        <w:rPr>
-          <w:rFonts w:ascii="Times New Roman" w:hAnsi="Times New Roman" w:cs="Times New Roman"/>
-          <w:sz w:val="24"/>
-          <w:szCs w:val="24"/>
-          <w:lang w:val="ru-RU"/>
-        </w:rPr>
-        <w:t xml:space="preserve"> </w:t>
-      </w:r>
-      <w:r>
-        <w:rPr>
-          <w:rFonts w:ascii="Times New Roman" w:hAnsi="Times New Roman" w:cs="Times New Roman"/>
-          <w:sz w:val="24"/>
-          <w:szCs w:val="24"/>
-          <w:lang w:val="en-US"/>
-        </w:rPr>
-        <w:t>I</w:t>
-      </w:r>
-      <w:r>
-        <w:rPr>
-          <w:rFonts w:ascii="Times New Roman" w:hAnsi="Times New Roman" w:cs="Times New Roman"/>
-          <w:sz w:val="24"/>
-          <w:szCs w:val="24"/>
-          <w:lang w:val="en-US"/>
-        </w:rPr>
-        <w:t>”</w:t>
-      </w:r>
-      <w:r>
-        <w:rPr>
-          <w:rFonts w:ascii="Times New Roman" w:hAnsi="Times New Roman" w:cs="Times New Roman"/>
-          <w:sz w:val="24"/>
-          <w:szCs w:val="24"/>
-          <w:lang w:val="ru-RU"/>
-        </w:rPr>
-        <w:t>;</w:t>
-      </w:r>
-    </w:p>
-    <w:p>
-      <w:pPr>
-        <w:spacing w:after="0" w:line="240" w:lineRule="auto"/>
-        <w:rPr>
-          <w:rFonts w:ascii="Times New Roman" w:hAnsi="Times New Roman" w:cs="Times New Roman"/>
-          <w:sz w:val="24"/>
-          <w:szCs w:val="24"/>
-          <w:lang w:val="ru-RU"/>
-        </w:rPr>
-      </w:pPr>
-      <w:r>
-        <w:rPr>
-          <w:rFonts w:ascii="Times New Roman" w:hAnsi="Times New Roman" w:cs="Times New Roman"/>
-          <w:sz w:val="24"/>
-          <w:szCs w:val="24"/>
-          <w:lang w:val="ru-RU"/>
-        </w:rPr>
-        <w:t xml:space="preserve">         - </w:t>
-      </w:r>
-      <w:r>
-        <w:rPr>
-          <w:rFonts w:ascii="Times New Roman" w:hAnsi="Times New Roman" w:cs="Times New Roman"/>
-          <w:sz w:val="24"/>
-          <w:szCs w:val="24"/>
-          <w:lang w:val="ru-RU"/>
-        </w:rPr>
-        <w:t xml:space="preserve">устройства. Должно в перечне устройств появиться устройство </w:t>
-      </w:r>
-      <w:proofErr w:type="gramStart"/>
-      <w:r>
-        <w:rPr>
-          <w:rFonts w:ascii="Times New Roman" w:hAnsi="Times New Roman" w:cs="Times New Roman"/>
-          <w:sz w:val="24"/>
-          <w:szCs w:val="24"/>
-          <w:lang w:val="ru-RU"/>
-        </w:rPr>
-        <w:t>с</w:t>
-      </w:r>
-      <w:proofErr w:type="gramEnd"/>
-      <w:r>
-        <w:rPr>
-          <w:rFonts w:ascii="Times New Roman" w:hAnsi="Times New Roman" w:cs="Times New Roman"/>
-          <w:sz w:val="24"/>
-          <w:szCs w:val="24"/>
-          <w:lang w:val="ru-RU"/>
-        </w:rPr>
-        <w:t xml:space="preserve"> последовательным  </w:t>
-      </w:r>
-    </w:p>
-    <w:p>
-      <w:pPr>
-        <w:spacing w:after="0" w:line="240" w:lineRule="auto"/>
-        <w:rPr>
-          <w:rFonts w:ascii="Times New Roman" w:hAnsi="Times New Roman" w:cs="Times New Roman"/>
-          <w:sz w:val="24"/>
-          <w:szCs w:val="24"/>
-          <w:lang w:val="ru-RU"/>
-        </w:rPr>
-      </w:pPr>
-      <w:r>
-        <w:rPr>
-          <w:rFonts w:ascii="Times New Roman" w:hAnsi="Times New Roman" w:cs="Times New Roman"/>
-          <w:sz w:val="24"/>
-          <w:szCs w:val="24"/>
-          <w:lang w:val="ru-RU"/>
-        </w:rPr>
-        <w:t xml:space="preserve">            интерфейсом</w:t>
-      </w:r>
-      <w:r>
-        <w:rPr>
-          <w:rFonts w:ascii="Times New Roman" w:hAnsi="Times New Roman" w:cs="Times New Roman"/>
-          <w:sz w:val="24"/>
-          <w:szCs w:val="24"/>
-          <w:lang w:val="ru-RU"/>
-        </w:rPr>
-        <w:t xml:space="preserve"> </w:t>
-      </w:r>
-      <w:r>
-        <w:rPr>
-          <w:rFonts w:ascii="Times New Roman" w:hAnsi="Times New Roman" w:cs="Times New Roman"/>
-          <w:sz w:val="24"/>
-          <w:szCs w:val="24"/>
-          <w:lang w:val="en-US"/>
-        </w:rPr>
-        <w:t>USB</w:t>
-      </w:r>
-      <w:r>
-        <w:rPr>
-          <w:rFonts w:ascii="Times New Roman" w:hAnsi="Times New Roman" w:cs="Times New Roman"/>
-          <w:sz w:val="24"/>
-          <w:szCs w:val="24"/>
-          <w:lang w:val="ru-RU"/>
-        </w:rPr>
-        <w:t xml:space="preserve"> (</w:t>
-      </w:r>
-      <w:r>
-        <w:rPr>
-          <w:rFonts w:ascii="Times New Roman" w:hAnsi="Times New Roman" w:cs="Times New Roman"/>
-          <w:sz w:val="24"/>
-          <w:szCs w:val="24"/>
-          <w:lang w:val="en-US"/>
-        </w:rPr>
-        <w:t>COM</w:t>
-      </w:r>
-      <w:r>
-        <w:rPr>
-          <w:rFonts w:ascii="Times New Roman" w:hAnsi="Times New Roman" w:cs="Times New Roman"/>
-          <w:sz w:val="24"/>
-          <w:szCs w:val="24"/>
-          <w:lang w:val="ru-RU"/>
-        </w:rPr>
-        <w:t xml:space="preserve">5).  </w:t>
-      </w:r>
-      <w:r>
-        <w:rPr>
-          <w:rFonts w:ascii="Times New Roman" w:hAnsi="Times New Roman" w:cs="Times New Roman"/>
-          <w:sz w:val="24"/>
-          <w:szCs w:val="24"/>
-          <w:lang w:val="ru-RU"/>
-        </w:rPr>
-        <w:t xml:space="preserve">В случае отсутствия необходимо отсоединить </w:t>
-      </w:r>
-      <w:proofErr w:type="gramStart"/>
-      <w:r>
-        <w:rPr>
-          <w:rFonts w:ascii="Times New Roman" w:hAnsi="Times New Roman" w:cs="Times New Roman"/>
-          <w:sz w:val="24"/>
-          <w:szCs w:val="24"/>
-          <w:lang w:val="ru-RU"/>
-        </w:rPr>
-        <w:t>от</w:t>
-      </w:r>
-      <w:proofErr w:type="gramEnd"/>
-    </w:p>
-    <w:p>
-      <w:pPr>
-        <w:spacing w:after="0" w:line="240" w:lineRule="auto"/>
-        <w:rPr>
-          <w:rFonts w:ascii="Times New Roman" w:hAnsi="Times New Roman" w:cs="Times New Roman"/>
-          <w:sz w:val="24"/>
-          <w:szCs w:val="24"/>
-          <w:lang w:val="ru-RU"/>
-        </w:rPr>
-      </w:pPr>
-      <w:r>
-        <w:rPr>
-          <w:rFonts w:ascii="Times New Roman" w:hAnsi="Times New Roman" w:cs="Times New Roman"/>
-          <w:sz w:val="24"/>
-          <w:szCs w:val="24"/>
-          <w:lang w:val="ru-RU"/>
-        </w:rPr>
-        <w:t xml:space="preserve">            платы контроллера кабель USB и повторно его подключить.</w:t>
-      </w:r>
-    </w:p>
-    <w:p>
-      <w:pPr>
-        <w:spacing w:after="0" w:line="240" w:lineRule="auto"/>
-        <w:rPr>
-          <w:rFonts w:ascii="Times New Roman" w:hAnsi="Times New Roman" w:cs="Times New Roman"/>
-          <w:sz w:val="24"/>
-          <w:szCs w:val="24"/>
-          <w:lang w:val="ru-RU"/>
-        </w:rPr>
-      </w:pPr>
-      <w:r>
-        <w:rPr>
-          <w:rFonts w:ascii="Times New Roman" w:hAnsi="Times New Roman" w:cs="Times New Roman"/>
-          <w:sz w:val="24"/>
-          <w:szCs w:val="24"/>
-          <w:lang w:val="ru-RU"/>
-        </w:rPr>
-        <w:t xml:space="preserve">   5.   </w:t>
-      </w:r>
-      <w:r>
-        <w:rPr>
-          <w:rFonts w:ascii="Times New Roman" w:hAnsi="Times New Roman" w:cs="Times New Roman"/>
-          <w:sz w:val="24"/>
-          <w:szCs w:val="24"/>
-          <w:lang w:val="ru-RU"/>
-        </w:rPr>
-        <w:t xml:space="preserve">На панели управления программы </w:t>
-      </w:r>
-      <w:proofErr w:type="spellStart"/>
-      <w:r>
-        <w:rPr>
-          <w:rFonts w:ascii="Times New Roman" w:hAnsi="Times New Roman" w:cs="Times New Roman"/>
-          <w:sz w:val="24"/>
-          <w:szCs w:val="24"/>
-          <w:lang w:val="en-US"/>
-        </w:rPr>
-        <w:t>Linia</w:t>
-      </w:r>
-      <w:proofErr w:type="spellEnd"/>
-      <w:r>
-        <w:rPr>
-          <w:rFonts w:ascii="Times New Roman" w:hAnsi="Times New Roman" w:cs="Times New Roman"/>
-          <w:sz w:val="24"/>
-          <w:szCs w:val="24"/>
-          <w:lang w:val="ru-RU"/>
-        </w:rPr>
-        <w:t>2.</w:t>
-      </w:r>
-      <w:r>
-        <w:rPr>
-          <w:rFonts w:ascii="Times New Roman" w:hAnsi="Times New Roman" w:cs="Times New Roman"/>
-          <w:sz w:val="24"/>
-          <w:szCs w:val="24"/>
-          <w:lang w:val="en-US"/>
-        </w:rPr>
-        <w:t>exe</w:t>
-      </w:r>
-      <w:r>
-        <w:rPr>
-          <w:rFonts w:ascii="Times New Roman" w:hAnsi="Times New Roman" w:cs="Times New Roman"/>
-          <w:sz w:val="24"/>
-          <w:szCs w:val="24"/>
-          <w:lang w:val="ru-RU"/>
-        </w:rPr>
-        <w:t xml:space="preserve">  в окне программы COM</w:t>
-      </w:r>
-      <w:r>
-        <w:rPr>
-          <w:rFonts w:ascii="Times New Roman" w:hAnsi="Times New Roman" w:cs="Times New Roman"/>
-          <w:sz w:val="24"/>
-          <w:szCs w:val="24"/>
-          <w:lang w:val="ru-RU"/>
-        </w:rPr>
-        <w:t>-</w:t>
-      </w:r>
-      <w:r>
-        <w:rPr>
-          <w:rFonts w:ascii="Times New Roman" w:hAnsi="Times New Roman" w:cs="Times New Roman"/>
-          <w:sz w:val="24"/>
-          <w:szCs w:val="24"/>
-          <w:lang w:val="ru-RU"/>
-        </w:rPr>
-        <w:t xml:space="preserve">порт </w:t>
-      </w:r>
-    </w:p>
-    <w:p>
-      <w:pPr>
-        <w:spacing w:after="0" w:line="240" w:lineRule="auto"/>
-        <w:rPr>
-          <w:rFonts w:ascii="Times New Roman" w:hAnsi="Times New Roman" w:cs="Times New Roman"/>
-          <w:sz w:val="24"/>
-          <w:szCs w:val="24"/>
-          <w:lang w:val="ru-RU"/>
-        </w:rPr>
-      </w:pPr>
-      <w:r>
-        <w:rPr>
-          <w:rFonts w:ascii="Times New Roman" w:hAnsi="Times New Roman" w:cs="Times New Roman"/>
-          <w:sz w:val="24"/>
-          <w:szCs w:val="24"/>
-          <w:lang w:val="ru-RU"/>
-        </w:rPr>
-        <w:t xml:space="preserve">         установить номер виртуального COM</w:t>
-      </w:r>
-      <w:r>
-        <w:rPr>
-          <w:rFonts w:ascii="Times New Roman" w:hAnsi="Times New Roman" w:cs="Times New Roman"/>
-          <w:sz w:val="24"/>
-          <w:szCs w:val="24"/>
-          <w:lang w:val="ru-RU"/>
-        </w:rPr>
-        <w:t>-</w:t>
-      </w:r>
-      <w:r>
-        <w:rPr>
-          <w:rFonts w:ascii="Times New Roman" w:hAnsi="Times New Roman" w:cs="Times New Roman"/>
-          <w:sz w:val="24"/>
-          <w:szCs w:val="24"/>
-          <w:lang w:val="ru-RU"/>
-        </w:rPr>
-        <w:t>порта.</w:t>
-      </w:r>
-    </w:p>
-    <w:p>
-      <w:pPr>
-        <w:spacing w:after="0" w:line="240" w:lineRule="auto"/>
-        <w:rPr>
-          <w:rFonts w:ascii="Times New Roman" w:hAnsi="Times New Roman" w:cs="Times New Roman"/>
-          <w:sz w:val="24"/>
-          <w:szCs w:val="24"/>
-          <w:lang w:val="ru-RU"/>
-        </w:rPr>
-      </w:pPr>
-      <w:r>
-        <w:rPr>
-          <w:rFonts w:ascii="Times New Roman" w:hAnsi="Times New Roman" w:cs="Times New Roman"/>
-          <w:sz w:val="24"/>
-          <w:szCs w:val="24"/>
-          <w:lang w:val="ru-RU"/>
-        </w:rPr>
-        <w:t xml:space="preserve">   6.    Перейти в режим отладки по кнопке </w:t>
-      </w:r>
-      <w:r>
-        <w:rPr>
-          <w:rFonts w:ascii="Times New Roman" w:hAnsi="Times New Roman" w:cs="Times New Roman"/>
-          <w:sz w:val="24"/>
-          <w:szCs w:val="24"/>
-          <w:lang w:val="ru-RU"/>
-        </w:rPr>
-        <w:t>“</w:t>
-      </w:r>
-      <w:r>
-        <w:rPr>
-          <w:rFonts w:ascii="Times New Roman" w:hAnsi="Times New Roman" w:cs="Times New Roman"/>
-          <w:sz w:val="24"/>
-          <w:szCs w:val="24"/>
           <w:lang w:val="ru-RU"/>
         </w:rPr>
         <w:t>ОТЛАДКА</w:t>
@@ -1309,7 +1385,7 @@
           <w:rFonts w:ascii="Times New Roman" w:hAnsi="Times New Roman" w:cs="Times New Roman"/>
           <w:sz w:val="24"/>
           <w:szCs w:val="24"/>
-          <w:lang w:val="en-US"/>
+          <w:lang w:val="ru-RU"/>
         </w:rPr>
       </w:pPr>
       <w:r>
@@ -2912,7 +2988,7 @@
           <w:b/>
           <w:sz w:val="24"/>
           <w:szCs w:val="24"/>
-          <w:lang w:val="en-US"/>
+          <w:lang w:val="ru-RU"/>
         </w:rPr>
       </w:pPr>
       <w:r>
@@ -2959,14 +3035,14 @@
           <w:b/>
           <w:sz w:val="24"/>
           <w:szCs w:val="24"/>
-          <w:lang w:val="en-US"/>
-        </w:rPr>
-      </w:pPr>
-      <w:r>
-        <w:rPr>
-          <w:rFonts w:ascii="Courier New" w:hAnsi="Courier New" w:cs="Courier New"/>
-          <w:b/>
-          <w:lang w:val="en-US"/>
+          <w:lang w:val="ru-RU"/>
+        </w:rPr>
+      </w:pPr>
+      <w:r>
+        <w:rPr>
+          <w:rFonts w:ascii="Courier New" w:hAnsi="Courier New" w:cs="Courier New"/>
+          <w:b/>
+          <w:lang w:val="ru-RU"/>
         </w:rPr>
         <w:t xml:space="preserve">            </w:t>
       </w:r>
@@ -2982,7 +3058,7 @@
         <w:rPr>
           <w:rFonts w:ascii="Courier New" w:hAnsi="Courier New" w:cs="Courier New"/>
           <w:b/>
-          <w:lang w:val="en-US"/>
+          <w:lang w:val="ru-RU"/>
         </w:rPr>
         <w:t>_</w:t>
       </w:r>
@@ -2998,7 +3074,7 @@
         <w:rPr>
           <w:rFonts w:ascii="Courier New" w:hAnsi="Courier New" w:cs="Courier New"/>
           <w:b/>
-          <w:lang w:val="en-US"/>
+          <w:lang w:val="ru-RU"/>
         </w:rPr>
         <w:tab/>
       </w:r>
@@ -3006,7 +3082,7 @@
         <w:rPr>
           <w:rFonts w:ascii="Courier New" w:hAnsi="Courier New" w:cs="Courier New"/>
           <w:b/>
-          <w:lang w:val="en-US"/>
+          <w:lang w:val="ru-RU"/>
         </w:rPr>
         <w:tab/>
       </w:r>
@@ -3015,7 +3091,7 @@
         <w:rPr>
           <w:rFonts w:ascii="Courier New" w:hAnsi="Courier New" w:cs="Courier New"/>
           <w:b/>
-          <w:lang w:val="en-US"/>
+          <w:lang w:val="ru-RU"/>
         </w:rPr>
         <w:t>=  8</w:t>
       </w:r>
@@ -3032,7 +3108,7 @@
         <w:rPr>
           <w:rFonts w:ascii="Courier New" w:hAnsi="Courier New" w:cs="Courier New"/>
           <w:b/>
-          <w:lang w:val="en-US"/>
+          <w:lang w:val="ru-RU"/>
         </w:rPr>
         <w:t xml:space="preserve">,// </w:t>
       </w:r>
@@ -3058,7 +3134,7 @@
         <w:rPr>
           <w:rFonts w:ascii="Courier New CYR" w:hAnsi="Courier New CYR" w:cs="Courier New CYR"/>
           <w:b/>
-          <w:lang w:val="en-US"/>
+          <w:lang w:val="ru-RU"/>
         </w:rPr>
         <w:t>-</w:t>
       </w:r>
@@ -3088,6 +3164,7 @@
           <w:szCs w:val="24"/>
           <w:lang w:val="ru-RU"/>
         </w:rPr>
+        <w:lastRenderedPageBreak/>
         <w:t xml:space="preserve">Бит  </w:t>
       </w:r>
       <w:r>
@@ -3245,7 +3322,6 @@
           <w:b/>
           <w:lang w:val="ru-RU"/>
         </w:rPr>
-        <w:lastRenderedPageBreak/>
         <w:t xml:space="preserve">            IS_TRANSISTOR</w:t>
       </w:r>
       <w:r>
@@ -3334,7 +3410,7 @@
           <w:b/>
           <w:sz w:val="24"/>
           <w:szCs w:val="24"/>
-          <w:lang w:val="en-US"/>
+          <w:lang w:val="ru-RU"/>
         </w:rPr>
       </w:pPr>
       <w:r>
@@ -3414,7 +3490,7 @@
           <w:b/>
           <w:sz w:val="24"/>
           <w:szCs w:val="24"/>
-          <w:lang w:val="en-US"/>
+          <w:lang w:val="ru-RU"/>
         </w:rPr>
       </w:pPr>
     </w:p>
@@ -4699,6 +4775,82 @@
           <w:b/>
           <w:sz w:val="24"/>
           <w:szCs w:val="24"/>
+          <w:lang w:val="ru-RU"/>
+        </w:rPr>
+        <w:t xml:space="preserve">        </w:t>
+      </w:r>
+      <w:proofErr w:type="gramStart"/>
+      <w:r>
+        <w:rPr>
+          <w:rFonts w:ascii="Times New Roman" w:hAnsi="Times New Roman" w:cs="Times New Roman"/>
+          <w:b/>
+          <w:sz w:val="24"/>
+          <w:szCs w:val="24"/>
+          <w:lang w:val="en-US"/>
+        </w:rPr>
+        <w:t>T</w:t>
+      </w:r>
+      <w:r>
+        <w:rPr>
+          <w:rFonts w:ascii="Times New Roman" w:hAnsi="Times New Roman" w:cs="Times New Roman"/>
+          <w:b/>
+          <w:sz w:val="24"/>
+          <w:szCs w:val="24"/>
+          <w:lang w:val="en-US"/>
+        </w:rPr>
+        <w:t>3  -</w:t>
+      </w:r>
+      <w:proofErr w:type="gramEnd"/>
+      <w:r>
+        <w:rPr>
+          <w:rFonts w:ascii="Times New Roman" w:hAnsi="Times New Roman" w:cs="Times New Roman"/>
+          <w:b/>
+          <w:sz w:val="24"/>
+          <w:szCs w:val="24"/>
+          <w:lang w:val="en-US"/>
+        </w:rPr>
+        <w:t xml:space="preserve"> </w:t>
+      </w:r>
+      <w:proofErr w:type="spellStart"/>
+      <w:r>
+        <w:rPr>
+          <w:rFonts w:ascii="Times New Roman" w:hAnsi="Times New Roman" w:cs="Times New Roman"/>
+          <w:b/>
+          <w:sz w:val="24"/>
+          <w:szCs w:val="24"/>
+          <w:lang w:val="en-US"/>
+        </w:rPr>
+        <w:t>adcRun</w:t>
+      </w:r>
+      <w:proofErr w:type="spellEnd"/>
+      <w:r>
+        <w:rPr>
+          <w:rFonts w:ascii="Times New Roman" w:hAnsi="Times New Roman" w:cs="Times New Roman"/>
+          <w:b/>
+          <w:sz w:val="24"/>
+          <w:szCs w:val="24"/>
+          <w:lang w:val="en-US"/>
+        </w:rPr>
+        <w:t>;</w:t>
+      </w:r>
+    </w:p>
+    <w:p>
+      <w:pPr>
+        <w:spacing w:after="0" w:line="240" w:lineRule="auto"/>
+        <w:rPr>
+          <w:rFonts w:ascii="Times New Roman" w:hAnsi="Times New Roman" w:cs="Times New Roman"/>
+          <w:b/>
+          <w:sz w:val="24"/>
+          <w:szCs w:val="24"/>
+          <w:lang w:val="en-US"/>
+        </w:rPr>
+      </w:pPr>
+      <w:r>
+        <w:rPr>
+          <w:rFonts w:ascii="Times New Roman" w:hAnsi="Times New Roman" w:cs="Times New Roman"/>
+          <w:b/>
+          <w:sz w:val="24"/>
+          <w:szCs w:val="24"/>
           <w:lang w:val="en-US"/>
         </w:rPr>
         <w:t xml:space="preserve">     </w:t>
@@ -4711,8 +4863,20 @@
           <w:szCs w:val="24"/>
           <w:lang w:val="en-US"/>
         </w:rPr>
-        <w:t xml:space="preserve">  </w:t>
-      </w:r>
+        <w:t xml:space="preserve">   </w:t>
+      </w:r>
+      <w:proofErr w:type="gramStart"/>
+      <w:r>
+        <w:rPr>
+          <w:rFonts w:ascii="Times New Roman" w:hAnsi="Times New Roman" w:cs="Times New Roman"/>
+          <w:b/>
+          <w:sz w:val="24"/>
+          <w:szCs w:val="24"/>
+          <w:lang w:val="en-US"/>
+        </w:rPr>
+        <w:t>T4  -</w:t>
+      </w:r>
+      <w:proofErr w:type="gramEnd"/>
       <w:r>
         <w:rPr>
           <w:rFonts w:ascii="Times New Roman" w:hAnsi="Times New Roman" w:cs="Times New Roman"/>
@@ -4723,6 +4887,70 @@
         </w:rPr>
         <w:t xml:space="preserve"> </w:t>
       </w:r>
+      <w:proofErr w:type="spellStart"/>
+      <w:r>
+        <w:rPr>
+          <w:rFonts w:ascii="Times New Roman" w:hAnsi="Times New Roman" w:cs="Times New Roman"/>
+          <w:b/>
+          <w:sz w:val="24"/>
+          <w:szCs w:val="24"/>
+          <w:lang w:val="en-US"/>
+        </w:rPr>
+        <w:t>adcClk</w:t>
+      </w:r>
+      <w:proofErr w:type="spellEnd"/>
+      <w:r>
+        <w:rPr>
+          <w:rFonts w:ascii="Times New Roman" w:hAnsi="Times New Roman" w:cs="Times New Roman"/>
+          <w:b/>
+          <w:sz w:val="24"/>
+          <w:szCs w:val="24"/>
+          <w:lang w:val="en-US"/>
+        </w:rPr>
+        <w:t>;</w:t>
+      </w:r>
+    </w:p>
+    <w:p>
+      <w:pPr>
+        <w:spacing w:after="0" w:line="240" w:lineRule="auto"/>
+        <w:rPr>
+          <w:rFonts w:ascii="Times New Roman" w:hAnsi="Times New Roman" w:cs="Times New Roman"/>
+          <w:b/>
+          <w:sz w:val="24"/>
+          <w:szCs w:val="24"/>
+          <w:lang w:val="en-US"/>
+        </w:rPr>
+      </w:pPr>
+      <w:r>
+        <w:rPr>
+          <w:rFonts w:ascii="Times New Roman" w:hAnsi="Times New Roman" w:cs="Times New Roman"/>
+          <w:b/>
+          <w:sz w:val="24"/>
+          <w:szCs w:val="24"/>
+          <w:lang w:val="en-US"/>
+        </w:rPr>
+        <w:t xml:space="preserve">    </w:t>
+      </w:r>
+      <w:r>
+        <w:rPr>
+          <w:rFonts w:ascii="Times New Roman" w:hAnsi="Times New Roman" w:cs="Times New Roman"/>
+          <w:b/>
+          <w:sz w:val="24"/>
+          <w:szCs w:val="24"/>
+          <w:lang w:val="en-US"/>
+        </w:rPr>
+        <w:t xml:space="preserve">   </w:t>
+      </w:r>
+      <w:r>
+        <w:rPr>
+          <w:rFonts w:ascii="Times New Roman" w:hAnsi="Times New Roman" w:cs="Times New Roman"/>
+          <w:b/>
+          <w:sz w:val="24"/>
+          <w:szCs w:val="24"/>
+          <w:lang w:val="en-US"/>
+        </w:rPr>
+        <w:t xml:space="preserve"> </w:t>
+      </w:r>
       <w:proofErr w:type="gramStart"/>
       <w:r>
         <w:rPr>
@@ -4732,17 +4960,7 @@
           <w:szCs w:val="24"/>
           <w:lang w:val="en-US"/>
         </w:rPr>
-        <w:t>T</w:t>
-      </w:r>
-      <w:r>
-        <w:rPr>
-          <w:rFonts w:ascii="Times New Roman" w:hAnsi="Times New Roman" w:cs="Times New Roman"/>
-          <w:b/>
-          <w:sz w:val="24"/>
-          <w:szCs w:val="24"/>
-          <w:lang w:val="en-US"/>
-        </w:rPr>
-        <w:t>3  -</w:t>
+        <w:t>T5  -</w:t>
       </w:r>
       <w:proofErr w:type="gramEnd"/>
       <w:r>
@@ -4764,7 +4982,7 @@
           <w:szCs w:val="24"/>
           <w:lang w:val="en-US"/>
         </w:rPr>
-        <w:t>adcRun</w:t>
+        <w:t>Start_tb</w:t>
       </w:r>
       <w:proofErr w:type="spellEnd"/>
       <w:r>
@@ -4786,169 +5004,7 @@
           <w:b/>
           <w:sz w:val="24"/>
           <w:szCs w:val="24"/>
-          <w:lang w:val="en-US"/>
-        </w:rPr>
-      </w:pPr>
-      <w:r>
-        <w:rPr>
-          <w:rFonts w:ascii="Times New Roman" w:hAnsi="Times New Roman" w:cs="Times New Roman"/>
-          <w:b/>
-          <w:sz w:val="24"/>
-          <w:szCs w:val="24"/>
-          <w:lang w:val="en-US"/>
-        </w:rPr>
-        <w:t xml:space="preserve">     </w:t>
-      </w:r>
-      <w:r>
-        <w:rPr>
-          <w:rFonts w:ascii="Times New Roman" w:hAnsi="Times New Roman" w:cs="Times New Roman"/>
-          <w:b/>
-          <w:sz w:val="24"/>
-          <w:szCs w:val="24"/>
-          <w:lang w:val="en-US"/>
-        </w:rPr>
-        <w:t xml:space="preserve">   </w:t>
-      </w:r>
-      <w:proofErr w:type="gramStart"/>
-      <w:r>
-        <w:rPr>
-          <w:rFonts w:ascii="Times New Roman" w:hAnsi="Times New Roman" w:cs="Times New Roman"/>
-          <w:b/>
-          <w:sz w:val="24"/>
-          <w:szCs w:val="24"/>
-          <w:lang w:val="en-US"/>
-        </w:rPr>
-        <w:t>T4  -</w:t>
-      </w:r>
-      <w:proofErr w:type="gramEnd"/>
-      <w:r>
-        <w:rPr>
-          <w:rFonts w:ascii="Times New Roman" w:hAnsi="Times New Roman" w:cs="Times New Roman"/>
-          <w:b/>
-          <w:sz w:val="24"/>
-          <w:szCs w:val="24"/>
-          <w:lang w:val="en-US"/>
-        </w:rPr>
-        <w:t xml:space="preserve"> </w:t>
-      </w:r>
-      <w:proofErr w:type="spellStart"/>
-      <w:r>
-        <w:rPr>
-          <w:rFonts w:ascii="Times New Roman" w:hAnsi="Times New Roman" w:cs="Times New Roman"/>
-          <w:b/>
-          <w:sz w:val="24"/>
-          <w:szCs w:val="24"/>
-          <w:lang w:val="en-US"/>
-        </w:rPr>
-        <w:t>adcClk</w:t>
-      </w:r>
-      <w:proofErr w:type="spellEnd"/>
-      <w:r>
-        <w:rPr>
-          <w:rFonts w:ascii="Times New Roman" w:hAnsi="Times New Roman" w:cs="Times New Roman"/>
-          <w:b/>
-          <w:sz w:val="24"/>
-          <w:szCs w:val="24"/>
-          <w:lang w:val="en-US"/>
-        </w:rPr>
-        <w:t>;</w:t>
-      </w:r>
-    </w:p>
-    <w:p>
-      <w:pPr>
-        <w:spacing w:after="0" w:line="240" w:lineRule="auto"/>
-        <w:rPr>
-          <w:rFonts w:ascii="Times New Roman" w:hAnsi="Times New Roman" w:cs="Times New Roman"/>
-          <w:b/>
-          <w:sz w:val="24"/>
-          <w:szCs w:val="24"/>
-          <w:lang w:val="en-US"/>
-        </w:rPr>
-      </w:pPr>
-      <w:r>
-        <w:rPr>
-          <w:rFonts w:ascii="Times New Roman" w:hAnsi="Times New Roman" w:cs="Times New Roman"/>
-          <w:b/>
-          <w:sz w:val="24"/>
-          <w:szCs w:val="24"/>
-          <w:lang w:val="en-US"/>
-        </w:rPr>
-        <w:t xml:space="preserve">    </w:t>
-      </w:r>
-      <w:r>
-        <w:rPr>
-          <w:rFonts w:ascii="Times New Roman" w:hAnsi="Times New Roman" w:cs="Times New Roman"/>
-          <w:b/>
-          <w:sz w:val="24"/>
-          <w:szCs w:val="24"/>
-          <w:lang w:val="en-US"/>
-        </w:rPr>
-        <w:t xml:space="preserve">   </w:t>
-      </w:r>
-      <w:r>
-        <w:rPr>
-          <w:rFonts w:ascii="Times New Roman" w:hAnsi="Times New Roman" w:cs="Times New Roman"/>
-          <w:b/>
-          <w:sz w:val="24"/>
-          <w:szCs w:val="24"/>
-          <w:lang w:val="en-US"/>
-        </w:rPr>
-        <w:t xml:space="preserve"> </w:t>
-      </w:r>
-      <w:proofErr w:type="gramStart"/>
-      <w:r>
-        <w:rPr>
-          <w:rFonts w:ascii="Times New Roman" w:hAnsi="Times New Roman" w:cs="Times New Roman"/>
-          <w:b/>
-          <w:sz w:val="24"/>
-          <w:szCs w:val="24"/>
-          <w:lang w:val="en-US"/>
-        </w:rPr>
-        <w:t>T5  -</w:t>
-      </w:r>
-      <w:proofErr w:type="gramEnd"/>
-      <w:r>
-        <w:rPr>
-          <w:rFonts w:ascii="Times New Roman" w:hAnsi="Times New Roman" w:cs="Times New Roman"/>
-          <w:b/>
-          <w:sz w:val="24"/>
-          <w:szCs w:val="24"/>
-          <w:lang w:val="en-US"/>
-        </w:rPr>
-        <w:t xml:space="preserve"> </w:t>
-      </w:r>
-      <w:proofErr w:type="spellStart"/>
-      <w:r>
-        <w:rPr>
-          <w:rFonts w:ascii="Times New Roman" w:hAnsi="Times New Roman" w:cs="Times New Roman"/>
-          <w:b/>
-          <w:sz w:val="24"/>
-          <w:szCs w:val="24"/>
-          <w:lang w:val="en-US"/>
-        </w:rPr>
-        <w:t>Start_tb</w:t>
-      </w:r>
-      <w:proofErr w:type="spellEnd"/>
-      <w:r>
-        <w:rPr>
-          <w:rFonts w:ascii="Times New Roman" w:hAnsi="Times New Roman" w:cs="Times New Roman"/>
-          <w:b/>
-          <w:sz w:val="24"/>
-          <w:szCs w:val="24"/>
-          <w:lang w:val="en-US"/>
-        </w:rPr>
-        <w:t>;</w:t>
-      </w:r>
-    </w:p>
-    <w:p>
-      <w:pPr>
-        <w:spacing w:after="0" w:line="240" w:lineRule="auto"/>
-        <w:rPr>
-          <w:rFonts w:ascii="Times New Roman" w:hAnsi="Times New Roman" w:cs="Times New Roman"/>
-          <w:b/>
-          <w:sz w:val="24"/>
-          <w:szCs w:val="24"/>
-          <w:lang w:val="en-US"/>
+          <w:lang w:val="ru-RU"/>
         </w:rPr>
       </w:pPr>
       <w:r>
@@ -6014,7 +6070,7 @@
   <a:extraClrSchemeLst/>
   <a:extLst>
     <a:ext uri="{05A4C25C-085E-4340-85A3-A5531E510DB2}">
-      <thm15:themeFamily xmlns:thm15="http://schemas.microsoft.com/office/thememl/2012/main" xmlns="" name="Office Theme" id="{62F939B6-93AF-4DB8-9C6B-D6C7DFDC589F}" vid="{4A3C46E8-61CC-4603-A589-7422A47A8E4A}"/>
+      <thm15:themeFamily xmlns="" xmlns:thm15="http://schemas.microsoft.com/office/thememl/2012/main" name="Office Theme" id="{62F939B6-93AF-4DB8-9C6B-D6C7DFDC589F}" vid="{4A3C46E8-61CC-4603-A589-7422A47A8E4A}"/>
     </a:ext>
   </a:extLst>
 </a:theme>
